--- a/docs/CELL 6351-Intro to R Syllabus_SU2026.docx
+++ b/docs/CELL 6351-Intro to R Syllabus_SU2026.docx
@@ -1,6 +1,6 @@
 
 <file path=word/document.xml><?xml version="1.0" encoding="utf-8"?>
-<w:document xmlns:wpc="http://schemas.microsoft.com/office/word/2010/wordprocessingCanvas" xmlns:cx="http://schemas.microsoft.com/office/drawing/2014/chartex" xmlns:cx1="http://schemas.microsoft.com/office/drawing/2015/9/8/chartex" xmlns:cx2="http://schemas.microsoft.com/office/drawing/2015/10/21/chartex" xmlns:cx3="http://schemas.microsoft.com/office/drawing/2016/5/9/chartex" xmlns:cx4="http://schemas.microsoft.com/office/drawing/2016/5/10/chartex" xmlns:cx5="http://schemas.microsoft.com/office/drawing/2016/5/11/chartex" xmlns:cx6="http://schemas.microsoft.com/office/drawing/2016/5/12/chartex" xmlns:cx7="http://schemas.microsoft.com/office/drawing/2016/5/13/chartex" xmlns:cx8="http://schemas.microsoft.com/office/drawing/2016/5/14/chartex" xmlns:mc="http://schemas.openxmlformats.org/markup-compatibility/2006" xmlns:aink="http://schemas.microsoft.com/office/drawing/2016/ink" xmlns:am3d="http://schemas.microsoft.com/office/drawing/2017/model3d" xmlns:o="urn:schemas-microsoft-com:office:office" xmlns:oel="http://schemas.microsoft.com/office/2019/extlst" xmlns:r="http://schemas.openxmlformats.org/officeDocument/2006/relationships" xmlns:m="http://schemas.openxmlformats.org/officeDocument/2006/math" xmlns:v="urn:schemas-microsoft-com:vml" xmlns:wp14="http://schemas.microsoft.com/office/word/2010/wordprocessingDrawing" xmlns:wp="http://schemas.openxmlformats.org/drawingml/2006/wordprocessingDrawing" xmlns:w10="urn:schemas-microsoft-com:office:word" xmlns:w="http://schemas.openxmlformats.org/wordprocessingml/2006/main" xmlns:w14="http://schemas.microsoft.com/office/word/2010/wordml" xmlns:w15="http://schemas.microsoft.com/office/word/2012/wordml" xmlns:w16cex="http://schemas.microsoft.com/office/word/2018/wordml/cex" xmlns:w16cid="http://schemas.microsoft.com/office/word/2016/wordml/cid" xmlns:w16="http://schemas.microsoft.com/office/word/2018/wordml" xmlns:w16du="http://schemas.microsoft.com/office/word/2023/wordml/word16du" xmlns:w16sdtdh="http://schemas.microsoft.com/office/word/2020/wordml/sdtdatahash" xmlns:w16se="http://schemas.microsoft.com/office/word/2015/wordml/symex" xmlns:wpg="http://schemas.microsoft.com/office/word/2010/wordprocessingGroup" xmlns:wpi="http://schemas.microsoft.com/office/word/2010/wordprocessingInk" xmlns:wne="http://schemas.microsoft.com/office/word/2006/wordml" xmlns:wps="http://schemas.microsoft.com/office/word/2010/wordprocessingShape" mc:Ignorable="w14 w15 w16se w16cid w16 w16cex w16sdtdh w16du wp14">
+<w:document xmlns:wpc="http://schemas.microsoft.com/office/word/2010/wordprocessingCanvas" xmlns:cx="http://schemas.microsoft.com/office/drawing/2014/chartex" xmlns:cx1="http://schemas.microsoft.com/office/drawing/2015/9/8/chartex" xmlns:cx2="http://schemas.microsoft.com/office/drawing/2015/10/21/chartex" xmlns:cx3="http://schemas.microsoft.com/office/drawing/2016/5/9/chartex" xmlns:cx4="http://schemas.microsoft.com/office/drawing/2016/5/10/chartex" xmlns:cx5="http://schemas.microsoft.com/office/drawing/2016/5/11/chartex" xmlns:cx6="http://schemas.microsoft.com/office/drawing/2016/5/12/chartex" xmlns:cx7="http://schemas.microsoft.com/office/drawing/2016/5/13/chartex" xmlns:cx8="http://schemas.microsoft.com/office/drawing/2016/5/14/chartex" xmlns:mc="http://schemas.openxmlformats.org/markup-compatibility/2006" xmlns:aink="http://schemas.microsoft.com/office/drawing/2016/ink" xmlns:am3d="http://schemas.microsoft.com/office/drawing/2017/model3d" xmlns:o="urn:schemas-microsoft-com:office:office" xmlns:oel="http://schemas.microsoft.com/office/2019/extlst" xmlns:r="http://schemas.openxmlformats.org/officeDocument/2006/relationships" xmlns:m="http://schemas.openxmlformats.org/officeDocument/2006/math" xmlns:v="urn:schemas-microsoft-com:vml" xmlns:wp14="http://schemas.microsoft.com/office/word/2010/wordprocessingDrawing" xmlns:wp="http://schemas.openxmlformats.org/drawingml/2006/wordprocessingDrawing" xmlns:w10="urn:schemas-microsoft-com:office:word" xmlns:w="http://schemas.openxmlformats.org/wordprocessingml/2006/main" xmlns:w14="http://schemas.microsoft.com/office/word/2010/wordml" xmlns:w15="http://schemas.microsoft.com/office/word/2012/wordml" xmlns:w16cex="http://schemas.microsoft.com/office/word/2018/wordml/cex" xmlns:w16cid="http://schemas.microsoft.com/office/word/2016/wordml/cid" xmlns:w16="http://schemas.microsoft.com/office/word/2018/wordml" xmlns:w16du="http://schemas.microsoft.com/office/word/2023/wordml/word16du" xmlns:w16sdtdh="http://schemas.microsoft.com/office/word/2020/wordml/sdtdatahash" xmlns:w16sdtfl="http://schemas.microsoft.com/office/word/2024/wordml/sdtformatlock" xmlns:w16se="http://schemas.microsoft.com/office/word/2015/wordml/symex" xmlns:wpg="http://schemas.microsoft.com/office/word/2010/wordprocessingGroup" xmlns:wpi="http://schemas.microsoft.com/office/word/2010/wordprocessingInk" xmlns:wne="http://schemas.microsoft.com/office/word/2006/wordml" xmlns:wps="http://schemas.microsoft.com/office/word/2010/wordprocessingShape" mc:Ignorable="w14 w15 w16se w16cid w16 w16cex w16sdtdh w16sdtfl w16du wp14">
   <w:body>
     <w:p>
       <w:pPr>
@@ -218,7 +218,7 @@
           <w:sz w:val="24"/>
           <w:szCs w:val="24"/>
         </w:rPr>
-        <w:t>Tuesday, Thursday 9:00 AM – 10:</w:t>
+        <w:t xml:space="preserve">Tuesday, Thursday </w:t>
       </w:r>
       <w:r>
         <w:rPr>
@@ -227,7 +227,43 @@
           <w:sz w:val="24"/>
           <w:szCs w:val="24"/>
         </w:rPr>
-        <w:t>15</w:t>
+        <w:t>10</w:t>
+      </w:r>
+      <w:r>
+        <w:rPr>
+          <w:rFonts w:ascii="Arial" w:hAnsi="Arial" w:cs="Arial"/>
+          <w:b/>
+          <w:sz w:val="24"/>
+          <w:szCs w:val="24"/>
+        </w:rPr>
+        <w:t>:00 AM – 1</w:t>
+      </w:r>
+      <w:r>
+        <w:rPr>
+          <w:rFonts w:ascii="Arial" w:hAnsi="Arial" w:cs="Arial"/>
+          <w:b/>
+          <w:sz w:val="24"/>
+          <w:szCs w:val="24"/>
+        </w:rPr>
+        <w:t>1</w:t>
+      </w:r>
+      <w:r>
+        <w:rPr>
+          <w:rFonts w:ascii="Arial" w:hAnsi="Arial" w:cs="Arial"/>
+          <w:b/>
+          <w:sz w:val="24"/>
+          <w:szCs w:val="24"/>
+        </w:rPr>
+        <w:t>:</w:t>
+      </w:r>
+      <w:r>
+        <w:rPr>
+          <w:rFonts w:ascii="Arial" w:hAnsi="Arial" w:cs="Arial"/>
+          <w:b/>
+          <w:sz w:val="24"/>
+          <w:szCs w:val="24"/>
+        </w:rPr>
+        <w:t>30</w:t>
       </w:r>
       <w:r>
         <w:rPr>
@@ -978,25 +1014,7 @@
           <w:sz w:val="22"/>
           <w:szCs w:val="22"/>
         </w:rPr>
-        <w:t xml:space="preserve">Teaching Assistant: </w:t>
-      </w:r>
-      <w:proofErr w:type="spellStart"/>
-      <w:r>
-        <w:rPr>
-          <w:rFonts w:ascii="Arial" w:hAnsi="Arial" w:cs="Arial"/>
-          <w:sz w:val="22"/>
-          <w:szCs w:val="22"/>
-        </w:rPr>
-        <w:t>Eleana</w:t>
-      </w:r>
-      <w:proofErr w:type="spellEnd"/>
-      <w:r>
-        <w:rPr>
-          <w:rFonts w:ascii="Arial" w:hAnsi="Arial" w:cs="Arial"/>
-          <w:sz w:val="22"/>
-          <w:szCs w:val="22"/>
-        </w:rPr>
-        <w:t xml:space="preserve"> Cabello</w:t>
+        <w:t>Teaching Assistant: Eleana Cabello</w:t>
       </w:r>
     </w:p>
     <w:p>
@@ -3385,7 +3403,27 @@
           <w:sz w:val="22"/>
           <w:szCs w:val="22"/>
         </w:rPr>
-        <w:t xml:space="preserve">Poor: The student did not understand the assignment, turned in scripts that were missing the majority of the components and failed to </w:t>
+        <w:t xml:space="preserve">Poor: The student did not understand the assignment, turned in scripts that were missing </w:t>
+      </w:r>
+      <w:proofErr w:type="gramStart"/>
+      <w:r>
+        <w:rPr>
+          <w:rFonts w:ascii="Arial" w:hAnsi="Arial" w:cs="Arial"/>
+          <w:color w:val="000000" w:themeColor="text1"/>
+          <w:sz w:val="22"/>
+          <w:szCs w:val="22"/>
+        </w:rPr>
+        <w:t>the majority of</w:t>
+      </w:r>
+      <w:proofErr w:type="gramEnd"/>
+      <w:r>
+        <w:rPr>
+          <w:rFonts w:ascii="Arial" w:hAnsi="Arial" w:cs="Arial"/>
+          <w:color w:val="000000" w:themeColor="text1"/>
+          <w:sz w:val="22"/>
+          <w:szCs w:val="22"/>
+        </w:rPr>
+        <w:t xml:space="preserve"> the components and failed to </w:t>
       </w:r>
       <w:proofErr w:type="gramStart"/>
       <w:r>
@@ -4394,7 +4432,25 @@
           <w:sz w:val="22"/>
           <w:szCs w:val="22"/>
         </w:rPr>
-        <w:t>A total of more than 75 points will be required for a grade of “S”.</w:t>
+        <w:t xml:space="preserve">A total of more than </w:t>
+      </w:r>
+      <w:r>
+        <w:rPr>
+          <w:rFonts w:ascii="Arial" w:hAnsi="Arial" w:cs="Arial"/>
+          <w:bCs/>
+          <w:sz w:val="22"/>
+          <w:szCs w:val="22"/>
+        </w:rPr>
+        <w:t>90</w:t>
+      </w:r>
+      <w:r>
+        <w:rPr>
+          <w:rFonts w:ascii="Arial" w:hAnsi="Arial" w:cs="Arial"/>
+          <w:bCs/>
+          <w:sz w:val="22"/>
+          <w:szCs w:val="22"/>
+        </w:rPr>
+        <w:t xml:space="preserve"> points will be required for a grade of “S”.</w:t>
       </w:r>
     </w:p>
     <w:p>
@@ -4594,7 +4650,7 @@
                 <w:szCs w:val="22"/>
                 <w:lang w:val="en"/>
               </w:rPr>
-              <w:t>15</w:t>
+              <w:t>18 (15%)</w:t>
             </w:r>
           </w:p>
         </w:tc>
@@ -4647,7 +4703,16 @@
                 <w:szCs w:val="22"/>
                 <w:lang w:val="en"/>
               </w:rPr>
-              <w:t>15</w:t>
+              <w:t>18</w:t>
+            </w:r>
+            <w:r>
+              <w:rPr>
+                <w:rFonts w:ascii="Arial" w:hAnsi="Arial" w:cs="Arial"/>
+                <w:sz w:val="22"/>
+                <w:szCs w:val="22"/>
+                <w:lang w:val="en"/>
+              </w:rPr>
+              <w:t xml:space="preserve"> (15%)</w:t>
             </w:r>
           </w:p>
         </w:tc>
@@ -4700,7 +4765,16 @@
                 <w:szCs w:val="22"/>
                 <w:lang w:val="en"/>
               </w:rPr>
-              <w:t>15</w:t>
+              <w:t>18</w:t>
+            </w:r>
+            <w:r>
+              <w:rPr>
+                <w:rFonts w:ascii="Arial" w:hAnsi="Arial" w:cs="Arial"/>
+                <w:sz w:val="22"/>
+                <w:szCs w:val="22"/>
+                <w:lang w:val="en"/>
+              </w:rPr>
+              <w:t xml:space="preserve"> (15%)</w:t>
             </w:r>
           </w:p>
         </w:tc>
@@ -4753,7 +4827,7 @@
                 <w:szCs w:val="22"/>
                 <w:lang w:val="en"/>
               </w:rPr>
-              <w:t>2</w:t>
+              <w:t>42</w:t>
             </w:r>
             <w:r>
               <w:rPr>
@@ -4762,7 +4836,25 @@
                 <w:szCs w:val="22"/>
                 <w:lang w:val="en"/>
               </w:rPr>
-              <w:t>0</w:t>
+              <w:t xml:space="preserve"> (</w:t>
+            </w:r>
+            <w:r>
+              <w:rPr>
+                <w:rFonts w:ascii="Arial" w:hAnsi="Arial" w:cs="Arial"/>
+                <w:sz w:val="22"/>
+                <w:szCs w:val="22"/>
+                <w:lang w:val="en"/>
+              </w:rPr>
+              <w:t>3</w:t>
+            </w:r>
+            <w:r>
+              <w:rPr>
+                <w:rFonts w:ascii="Arial" w:hAnsi="Arial" w:cs="Arial"/>
+                <w:sz w:val="22"/>
+                <w:szCs w:val="22"/>
+                <w:lang w:val="en"/>
+              </w:rPr>
+              <w:t>5%)</w:t>
             </w:r>
           </w:p>
         </w:tc>
@@ -4833,7 +4925,7 @@
                 <w:szCs w:val="22"/>
                 <w:lang w:val="en"/>
               </w:rPr>
-              <w:t>36</w:t>
+              <w:t>24 (20%)</w:t>
             </w:r>
           </w:p>
         </w:tc>
@@ -4887,25 +4979,7 @@
                 <w:szCs w:val="22"/>
                 <w:lang w:val="en"/>
               </w:rPr>
-              <w:t>1</w:t>
-            </w:r>
-            <w:r>
-              <w:rPr>
-                <w:rFonts w:ascii="Arial" w:hAnsi="Arial" w:cs="Arial"/>
-                <w:sz w:val="22"/>
-                <w:szCs w:val="22"/>
-                <w:lang w:val="en"/>
-              </w:rPr>
-              <w:t>0</w:t>
-            </w:r>
-            <w:r>
-              <w:rPr>
-                <w:rFonts w:ascii="Arial" w:hAnsi="Arial" w:cs="Arial"/>
-                <w:sz w:val="22"/>
-                <w:szCs w:val="22"/>
-                <w:lang w:val="en"/>
-              </w:rPr>
-              <w:t>1</w:t>
+              <w:t>120</w:t>
             </w:r>
           </w:p>
         </w:tc>
@@ -5887,8 +5961,18 @@
                 <w:sz w:val="22"/>
                 <w:szCs w:val="22"/>
               </w:rPr>
-              <w:t>Basic Statistics in R</w:t>
+              <w:t xml:space="preserve">Dimension Reduction with </w:t>
             </w:r>
+            <w:proofErr w:type="spellStart"/>
+            <w:r>
+              <w:rPr>
+                <w:rFonts w:ascii="Arial" w:hAnsi="Arial" w:cs="Arial"/>
+                <w:sz w:val="22"/>
+                <w:szCs w:val="22"/>
+              </w:rPr>
+              <w:t>tidymodels</w:t>
+            </w:r>
+            <w:proofErr w:type="spellEnd"/>
           </w:p>
         </w:tc>
         <w:tc>
@@ -5989,7 +6073,7 @@
                 <w:sz w:val="22"/>
                 <w:szCs w:val="22"/>
               </w:rPr>
-              <w:t xml:space="preserve">Dimension Reduction with </w:t>
+              <w:t xml:space="preserve">Machine Learning with </w:t>
             </w:r>
             <w:proofErr w:type="spellStart"/>
             <w:r>
@@ -6109,18 +6193,8 @@
                 <w:sz w:val="22"/>
                 <w:szCs w:val="22"/>
               </w:rPr>
-              <w:t xml:space="preserve">Machine Learning with </w:t>
+              <w:t>Building a Quarto Website Using GitHub</w:t>
             </w:r>
-            <w:proofErr w:type="spellStart"/>
-            <w:r>
-              <w:rPr>
-                <w:rFonts w:ascii="Arial" w:hAnsi="Arial" w:cs="Arial"/>
-                <w:sz w:val="22"/>
-                <w:szCs w:val="22"/>
-              </w:rPr>
-              <w:t>tidymodels</w:t>
-            </w:r>
-            <w:proofErr w:type="spellEnd"/>
           </w:p>
         </w:tc>
         <w:tc>
@@ -6221,7 +6295,7 @@
                 <w:sz w:val="22"/>
                 <w:szCs w:val="22"/>
               </w:rPr>
-              <w:t>Building a Quarto Website Using GitHub</w:t>
+              <w:t>In-Class Work on Final Project</w:t>
             </w:r>
           </w:p>
         </w:tc>
@@ -6349,7 +6423,7 @@
                 <w:sz w:val="22"/>
                 <w:szCs w:val="22"/>
               </w:rPr>
-              <w:t>10-15 min presentation</w:t>
+              <w:t>10 min presentation</w:t>
             </w:r>
           </w:p>
         </w:tc>
@@ -6459,7 +6533,7 @@
                 <w:sz w:val="22"/>
                 <w:szCs w:val="22"/>
               </w:rPr>
-              <w:t>10-15 min presentation</w:t>
+              <w:t>10 min presentation</w:t>
             </w:r>
           </w:p>
           <w:p>
@@ -7591,7 +7665,7 @@
 </file>
 
 <file path=word/endnotes.xml><?xml version="1.0" encoding="utf-8"?>
-<w:endnotes xmlns:wpc="http://schemas.microsoft.com/office/word/2010/wordprocessingCanvas" xmlns:cx="http://schemas.microsoft.com/office/drawing/2014/chartex" xmlns:cx1="http://schemas.microsoft.com/office/drawing/2015/9/8/chartex" xmlns:cx2="http://schemas.microsoft.com/office/drawing/2015/10/21/chartex" xmlns:cx3="http://schemas.microsoft.com/office/drawing/2016/5/9/chartex" xmlns:cx4="http://schemas.microsoft.com/office/drawing/2016/5/10/chartex" xmlns:cx5="http://schemas.microsoft.com/office/drawing/2016/5/11/chartex" xmlns:cx6="http://schemas.microsoft.com/office/drawing/2016/5/12/chartex" xmlns:cx7="http://schemas.microsoft.com/office/drawing/2016/5/13/chartex" xmlns:cx8="http://schemas.microsoft.com/office/drawing/2016/5/14/chartex" xmlns:mc="http://schemas.openxmlformats.org/markup-compatibility/2006" xmlns:aink="http://schemas.microsoft.com/office/drawing/2016/ink" xmlns:am3d="http://schemas.microsoft.com/office/drawing/2017/model3d" xmlns:o="urn:schemas-microsoft-com:office:office" xmlns:oel="http://schemas.microsoft.com/office/2019/extlst" xmlns:r="http://schemas.openxmlformats.org/officeDocument/2006/relationships" xmlns:m="http://schemas.openxmlformats.org/officeDocument/2006/math" xmlns:v="urn:schemas-microsoft-com:vml" xmlns:wp14="http://schemas.microsoft.com/office/word/2010/wordprocessingDrawing" xmlns:wp="http://schemas.openxmlformats.org/drawingml/2006/wordprocessingDrawing" xmlns:w10="urn:schemas-microsoft-com:office:word" xmlns:w="http://schemas.openxmlformats.org/wordprocessingml/2006/main" xmlns:w14="http://schemas.microsoft.com/office/word/2010/wordml" xmlns:w15="http://schemas.microsoft.com/office/word/2012/wordml" xmlns:w16cex="http://schemas.microsoft.com/office/word/2018/wordml/cex" xmlns:w16cid="http://schemas.microsoft.com/office/word/2016/wordml/cid" xmlns:w16="http://schemas.microsoft.com/office/word/2018/wordml" xmlns:w16du="http://schemas.microsoft.com/office/word/2023/wordml/word16du" xmlns:w16sdtdh="http://schemas.microsoft.com/office/word/2020/wordml/sdtdatahash" xmlns:w16se="http://schemas.microsoft.com/office/word/2015/wordml/symex" xmlns:wpg="http://schemas.microsoft.com/office/word/2010/wordprocessingGroup" xmlns:wpi="http://schemas.microsoft.com/office/word/2010/wordprocessingInk" xmlns:wne="http://schemas.microsoft.com/office/word/2006/wordml" xmlns:wps="http://schemas.microsoft.com/office/word/2010/wordprocessingShape" mc:Ignorable="w14 w15 w16se w16cid w16 w16cex w16sdtdh w16du wp14">
+<w:endnotes xmlns:wpc="http://schemas.microsoft.com/office/word/2010/wordprocessingCanvas" xmlns:cx="http://schemas.microsoft.com/office/drawing/2014/chartex" xmlns:cx1="http://schemas.microsoft.com/office/drawing/2015/9/8/chartex" xmlns:cx2="http://schemas.microsoft.com/office/drawing/2015/10/21/chartex" xmlns:cx3="http://schemas.microsoft.com/office/drawing/2016/5/9/chartex" xmlns:cx4="http://schemas.microsoft.com/office/drawing/2016/5/10/chartex" xmlns:cx5="http://schemas.microsoft.com/office/drawing/2016/5/11/chartex" xmlns:cx6="http://schemas.microsoft.com/office/drawing/2016/5/12/chartex" xmlns:cx7="http://schemas.microsoft.com/office/drawing/2016/5/13/chartex" xmlns:cx8="http://schemas.microsoft.com/office/drawing/2016/5/14/chartex" xmlns:mc="http://schemas.openxmlformats.org/markup-compatibility/2006" xmlns:aink="http://schemas.microsoft.com/office/drawing/2016/ink" xmlns:am3d="http://schemas.microsoft.com/office/drawing/2017/model3d" xmlns:o="urn:schemas-microsoft-com:office:office" xmlns:oel="http://schemas.microsoft.com/office/2019/extlst" xmlns:r="http://schemas.openxmlformats.org/officeDocument/2006/relationships" xmlns:m="http://schemas.openxmlformats.org/officeDocument/2006/math" xmlns:v="urn:schemas-microsoft-com:vml" xmlns:wp14="http://schemas.microsoft.com/office/word/2010/wordprocessingDrawing" xmlns:wp="http://schemas.openxmlformats.org/drawingml/2006/wordprocessingDrawing" xmlns:w10="urn:schemas-microsoft-com:office:word" xmlns:w="http://schemas.openxmlformats.org/wordprocessingml/2006/main" xmlns:w14="http://schemas.microsoft.com/office/word/2010/wordml" xmlns:w15="http://schemas.microsoft.com/office/word/2012/wordml" xmlns:w16cex="http://schemas.microsoft.com/office/word/2018/wordml/cex" xmlns:w16cid="http://schemas.microsoft.com/office/word/2016/wordml/cid" xmlns:w16="http://schemas.microsoft.com/office/word/2018/wordml" xmlns:w16du="http://schemas.microsoft.com/office/word/2023/wordml/word16du" xmlns:w16sdtdh="http://schemas.microsoft.com/office/word/2020/wordml/sdtdatahash" xmlns:w16sdtfl="http://schemas.microsoft.com/office/word/2024/wordml/sdtformatlock" xmlns:w16se="http://schemas.microsoft.com/office/word/2015/wordml/symex" xmlns:wpg="http://schemas.microsoft.com/office/word/2010/wordprocessingGroup" xmlns:wpi="http://schemas.microsoft.com/office/word/2010/wordprocessingInk" xmlns:wne="http://schemas.microsoft.com/office/word/2006/wordml" xmlns:wps="http://schemas.microsoft.com/office/word/2010/wordprocessingShape" mc:Ignorable="w14 w15 w16se w16cid w16 w16cex w16sdtdh w16sdtfl w16du wp14">
   <w:endnote w:type="separator" w:id="-1">
     <w:p>
       <w:r>
@@ -7610,7 +7684,7 @@
 </file>
 
 <file path=word/footer1.xml><?xml version="1.0" encoding="utf-8"?>
-<w:ftr xmlns:wpc="http://schemas.microsoft.com/office/word/2010/wordprocessingCanvas" xmlns:cx="http://schemas.microsoft.com/office/drawing/2014/chartex" xmlns:cx1="http://schemas.microsoft.com/office/drawing/2015/9/8/chartex" xmlns:cx2="http://schemas.microsoft.com/office/drawing/2015/10/21/chartex" xmlns:cx3="http://schemas.microsoft.com/office/drawing/2016/5/9/chartex" xmlns:cx4="http://schemas.microsoft.com/office/drawing/2016/5/10/chartex" xmlns:cx5="http://schemas.microsoft.com/office/drawing/2016/5/11/chartex" xmlns:cx6="http://schemas.microsoft.com/office/drawing/2016/5/12/chartex" xmlns:cx7="http://schemas.microsoft.com/office/drawing/2016/5/13/chartex" xmlns:cx8="http://schemas.microsoft.com/office/drawing/2016/5/14/chartex" xmlns:mc="http://schemas.openxmlformats.org/markup-compatibility/2006" xmlns:aink="http://schemas.microsoft.com/office/drawing/2016/ink" xmlns:am3d="http://schemas.microsoft.com/office/drawing/2017/model3d" xmlns:o="urn:schemas-microsoft-com:office:office" xmlns:oel="http://schemas.microsoft.com/office/2019/extlst" xmlns:r="http://schemas.openxmlformats.org/officeDocument/2006/relationships" xmlns:m="http://schemas.openxmlformats.org/officeDocument/2006/math" xmlns:v="urn:schemas-microsoft-com:vml" xmlns:wp14="http://schemas.microsoft.com/office/word/2010/wordprocessingDrawing" xmlns:wp="http://schemas.openxmlformats.org/drawingml/2006/wordprocessingDrawing" xmlns:w10="urn:schemas-microsoft-com:office:word" xmlns:w="http://schemas.openxmlformats.org/wordprocessingml/2006/main" xmlns:w14="http://schemas.microsoft.com/office/word/2010/wordml" xmlns:w15="http://schemas.microsoft.com/office/word/2012/wordml" xmlns:w16cex="http://schemas.microsoft.com/office/word/2018/wordml/cex" xmlns:w16cid="http://schemas.microsoft.com/office/word/2016/wordml/cid" xmlns:w16="http://schemas.microsoft.com/office/word/2018/wordml" xmlns:w16du="http://schemas.microsoft.com/office/word/2023/wordml/word16du" xmlns:w16sdtdh="http://schemas.microsoft.com/office/word/2020/wordml/sdtdatahash" xmlns:w16se="http://schemas.microsoft.com/office/word/2015/wordml/symex" xmlns:wpg="http://schemas.microsoft.com/office/word/2010/wordprocessingGroup" xmlns:wpi="http://schemas.microsoft.com/office/word/2010/wordprocessingInk" xmlns:wne="http://schemas.microsoft.com/office/word/2006/wordml" xmlns:wps="http://schemas.microsoft.com/office/word/2010/wordprocessingShape" mc:Ignorable="w14 w15 w16se w16cid w16 w16cex w16sdtdh w16du wp14">
+<w:ftr xmlns:wpc="http://schemas.microsoft.com/office/word/2010/wordprocessingCanvas" xmlns:cx="http://schemas.microsoft.com/office/drawing/2014/chartex" xmlns:cx1="http://schemas.microsoft.com/office/drawing/2015/9/8/chartex" xmlns:cx2="http://schemas.microsoft.com/office/drawing/2015/10/21/chartex" xmlns:cx3="http://schemas.microsoft.com/office/drawing/2016/5/9/chartex" xmlns:cx4="http://schemas.microsoft.com/office/drawing/2016/5/10/chartex" xmlns:cx5="http://schemas.microsoft.com/office/drawing/2016/5/11/chartex" xmlns:cx6="http://schemas.microsoft.com/office/drawing/2016/5/12/chartex" xmlns:cx7="http://schemas.microsoft.com/office/drawing/2016/5/13/chartex" xmlns:cx8="http://schemas.microsoft.com/office/drawing/2016/5/14/chartex" xmlns:mc="http://schemas.openxmlformats.org/markup-compatibility/2006" xmlns:aink="http://schemas.microsoft.com/office/drawing/2016/ink" xmlns:am3d="http://schemas.microsoft.com/office/drawing/2017/model3d" xmlns:o="urn:schemas-microsoft-com:office:office" xmlns:oel="http://schemas.microsoft.com/office/2019/extlst" xmlns:r="http://schemas.openxmlformats.org/officeDocument/2006/relationships" xmlns:m="http://schemas.openxmlformats.org/officeDocument/2006/math" xmlns:v="urn:schemas-microsoft-com:vml" xmlns:wp14="http://schemas.microsoft.com/office/word/2010/wordprocessingDrawing" xmlns:wp="http://schemas.openxmlformats.org/drawingml/2006/wordprocessingDrawing" xmlns:w10="urn:schemas-microsoft-com:office:word" xmlns:w="http://schemas.openxmlformats.org/wordprocessingml/2006/main" xmlns:w14="http://schemas.microsoft.com/office/word/2010/wordml" xmlns:w15="http://schemas.microsoft.com/office/word/2012/wordml" xmlns:w16cex="http://schemas.microsoft.com/office/word/2018/wordml/cex" xmlns:w16cid="http://schemas.microsoft.com/office/word/2016/wordml/cid" xmlns:w16="http://schemas.microsoft.com/office/word/2018/wordml" xmlns:w16du="http://schemas.microsoft.com/office/word/2023/wordml/word16du" xmlns:w16sdtdh="http://schemas.microsoft.com/office/word/2020/wordml/sdtdatahash" xmlns:w16sdtfl="http://schemas.microsoft.com/office/word/2024/wordml/sdtformatlock" xmlns:w16se="http://schemas.microsoft.com/office/word/2015/wordml/symex" xmlns:wpg="http://schemas.microsoft.com/office/word/2010/wordprocessingGroup" xmlns:wpi="http://schemas.microsoft.com/office/word/2010/wordprocessingInk" xmlns:wne="http://schemas.microsoft.com/office/word/2006/wordml" xmlns:wps="http://schemas.microsoft.com/office/word/2010/wordprocessingShape" mc:Ignorable="w14 w15 w16se w16cid w16 w16cex w16sdtdh w16sdtfl w16du wp14">
   <w:sdt>
     <w:sdtPr>
       <w:id w:val="-991941994"/>
@@ -7690,7 +7764,7 @@
 </file>
 
 <file path=word/footnotes.xml><?xml version="1.0" encoding="utf-8"?>
-<w:footnotes xmlns:wpc="http://schemas.microsoft.com/office/word/2010/wordprocessingCanvas" xmlns:cx="http://schemas.microsoft.com/office/drawing/2014/chartex" xmlns:cx1="http://schemas.microsoft.com/office/drawing/2015/9/8/chartex" xmlns:cx2="http://schemas.microsoft.com/office/drawing/2015/10/21/chartex" xmlns:cx3="http://schemas.microsoft.com/office/drawing/2016/5/9/chartex" xmlns:cx4="http://schemas.microsoft.com/office/drawing/2016/5/10/chartex" xmlns:cx5="http://schemas.microsoft.com/office/drawing/2016/5/11/chartex" xmlns:cx6="http://schemas.microsoft.com/office/drawing/2016/5/12/chartex" xmlns:cx7="http://schemas.microsoft.com/office/drawing/2016/5/13/chartex" xmlns:cx8="http://schemas.microsoft.com/office/drawing/2016/5/14/chartex" xmlns:mc="http://schemas.openxmlformats.org/markup-compatibility/2006" xmlns:aink="http://schemas.microsoft.com/office/drawing/2016/ink" xmlns:am3d="http://schemas.microsoft.com/office/drawing/2017/model3d" xmlns:o="urn:schemas-microsoft-com:office:office" xmlns:oel="http://schemas.microsoft.com/office/2019/extlst" xmlns:r="http://schemas.openxmlformats.org/officeDocument/2006/relationships" xmlns:m="http://schemas.openxmlformats.org/officeDocument/2006/math" xmlns:v="urn:schemas-microsoft-com:vml" xmlns:wp14="http://schemas.microsoft.com/office/word/2010/wordprocessingDrawing" xmlns:wp="http://schemas.openxmlformats.org/drawingml/2006/wordprocessingDrawing" xmlns:w10="urn:schemas-microsoft-com:office:word" xmlns:w="http://schemas.openxmlformats.org/wordprocessingml/2006/main" xmlns:w14="http://schemas.microsoft.com/office/word/2010/wordml" xmlns:w15="http://schemas.microsoft.com/office/word/2012/wordml" xmlns:w16cex="http://schemas.microsoft.com/office/word/2018/wordml/cex" xmlns:w16cid="http://schemas.microsoft.com/office/word/2016/wordml/cid" xmlns:w16="http://schemas.microsoft.com/office/word/2018/wordml" xmlns:w16du="http://schemas.microsoft.com/office/word/2023/wordml/word16du" xmlns:w16sdtdh="http://schemas.microsoft.com/office/word/2020/wordml/sdtdatahash" xmlns:w16se="http://schemas.microsoft.com/office/word/2015/wordml/symex" xmlns:wpg="http://schemas.microsoft.com/office/word/2010/wordprocessingGroup" xmlns:wpi="http://schemas.microsoft.com/office/word/2010/wordprocessingInk" xmlns:wne="http://schemas.microsoft.com/office/word/2006/wordml" xmlns:wps="http://schemas.microsoft.com/office/word/2010/wordprocessingShape" mc:Ignorable="w14 w15 w16se w16cid w16 w16cex w16sdtdh w16du wp14">
+<w:footnotes xmlns:wpc="http://schemas.microsoft.com/office/word/2010/wordprocessingCanvas" xmlns:cx="http://schemas.microsoft.com/office/drawing/2014/chartex" xmlns:cx1="http://schemas.microsoft.com/office/drawing/2015/9/8/chartex" xmlns:cx2="http://schemas.microsoft.com/office/drawing/2015/10/21/chartex" xmlns:cx3="http://schemas.microsoft.com/office/drawing/2016/5/9/chartex" xmlns:cx4="http://schemas.microsoft.com/office/drawing/2016/5/10/chartex" xmlns:cx5="http://schemas.microsoft.com/office/drawing/2016/5/11/chartex" xmlns:cx6="http://schemas.microsoft.com/office/drawing/2016/5/12/chartex" xmlns:cx7="http://schemas.microsoft.com/office/drawing/2016/5/13/chartex" xmlns:cx8="http://schemas.microsoft.com/office/drawing/2016/5/14/chartex" xmlns:mc="http://schemas.openxmlformats.org/markup-compatibility/2006" xmlns:aink="http://schemas.microsoft.com/office/drawing/2016/ink" xmlns:am3d="http://schemas.microsoft.com/office/drawing/2017/model3d" xmlns:o="urn:schemas-microsoft-com:office:office" xmlns:oel="http://schemas.microsoft.com/office/2019/extlst" xmlns:r="http://schemas.openxmlformats.org/officeDocument/2006/relationships" xmlns:m="http://schemas.openxmlformats.org/officeDocument/2006/math" xmlns:v="urn:schemas-microsoft-com:vml" xmlns:wp14="http://schemas.microsoft.com/office/word/2010/wordprocessingDrawing" xmlns:wp="http://schemas.openxmlformats.org/drawingml/2006/wordprocessingDrawing" xmlns:w10="urn:schemas-microsoft-com:office:word" xmlns:w="http://schemas.openxmlformats.org/wordprocessingml/2006/main" xmlns:w14="http://schemas.microsoft.com/office/word/2010/wordml" xmlns:w15="http://schemas.microsoft.com/office/word/2012/wordml" xmlns:w16cex="http://schemas.microsoft.com/office/word/2018/wordml/cex" xmlns:w16cid="http://schemas.microsoft.com/office/word/2016/wordml/cid" xmlns:w16="http://schemas.microsoft.com/office/word/2018/wordml" xmlns:w16du="http://schemas.microsoft.com/office/word/2023/wordml/word16du" xmlns:w16sdtdh="http://schemas.microsoft.com/office/word/2020/wordml/sdtdatahash" xmlns:w16sdtfl="http://schemas.microsoft.com/office/word/2024/wordml/sdtformatlock" xmlns:w16se="http://schemas.microsoft.com/office/word/2015/wordml/symex" xmlns:wpg="http://schemas.microsoft.com/office/word/2010/wordprocessingGroup" xmlns:wpi="http://schemas.microsoft.com/office/word/2010/wordprocessingInk" xmlns:wne="http://schemas.microsoft.com/office/word/2006/wordml" xmlns:wps="http://schemas.microsoft.com/office/word/2010/wordprocessingShape" mc:Ignorable="w14 w15 w16se w16cid w16 w16cex w16sdtdh w16sdtfl w16du wp14">
   <w:footnote w:type="separator" w:id="-1">
     <w:p>
       <w:r>
@@ -7709,7 +7783,7 @@
 </file>
 
 <file path=word/numbering.xml><?xml version="1.0" encoding="utf-8"?>
-<w:numbering xmlns:wpc="http://schemas.microsoft.com/office/word/2010/wordprocessingCanvas" xmlns:cx="http://schemas.microsoft.com/office/drawing/2014/chartex" xmlns:cx1="http://schemas.microsoft.com/office/drawing/2015/9/8/chartex" xmlns:cx2="http://schemas.microsoft.com/office/drawing/2015/10/21/chartex" xmlns:cx3="http://schemas.microsoft.com/office/drawing/2016/5/9/chartex" xmlns:cx4="http://schemas.microsoft.com/office/drawing/2016/5/10/chartex" xmlns:cx5="http://schemas.microsoft.com/office/drawing/2016/5/11/chartex" xmlns:cx6="http://schemas.microsoft.com/office/drawing/2016/5/12/chartex" xmlns:cx7="http://schemas.microsoft.com/office/drawing/2016/5/13/chartex" xmlns:cx8="http://schemas.microsoft.com/office/drawing/2016/5/14/chartex" xmlns:mc="http://schemas.openxmlformats.org/markup-compatibility/2006" xmlns:aink="http://schemas.microsoft.com/office/drawing/2016/ink" xmlns:am3d="http://schemas.microsoft.com/office/drawing/2017/model3d" xmlns:o="urn:schemas-microsoft-com:office:office" xmlns:oel="http://schemas.microsoft.com/office/2019/extlst" xmlns:r="http://schemas.openxmlformats.org/officeDocument/2006/relationships" xmlns:m="http://schemas.openxmlformats.org/officeDocument/2006/math" xmlns:v="urn:schemas-microsoft-com:vml" xmlns:wp14="http://schemas.microsoft.com/office/word/2010/wordprocessingDrawing" xmlns:wp="http://schemas.openxmlformats.org/drawingml/2006/wordprocessingDrawing" xmlns:w10="urn:schemas-microsoft-com:office:word" xmlns:w="http://schemas.openxmlformats.org/wordprocessingml/2006/main" xmlns:w14="http://schemas.microsoft.com/office/word/2010/wordml" xmlns:w15="http://schemas.microsoft.com/office/word/2012/wordml" xmlns:w16cex="http://schemas.microsoft.com/office/word/2018/wordml/cex" xmlns:w16cid="http://schemas.microsoft.com/office/word/2016/wordml/cid" xmlns:w16="http://schemas.microsoft.com/office/word/2018/wordml" xmlns:w16du="http://schemas.microsoft.com/office/word/2023/wordml/word16du" xmlns:w16sdtdh="http://schemas.microsoft.com/office/word/2020/wordml/sdtdatahash" xmlns:w16se="http://schemas.microsoft.com/office/word/2015/wordml/symex" xmlns:wpg="http://schemas.microsoft.com/office/word/2010/wordprocessingGroup" xmlns:wpi="http://schemas.microsoft.com/office/word/2010/wordprocessingInk" xmlns:wne="http://schemas.microsoft.com/office/word/2006/wordml" xmlns:wps="http://schemas.microsoft.com/office/word/2010/wordprocessingShape" mc:Ignorable="w14 w15 w16se w16cid w16 w16cex w16sdtdh w16du wp14">
+<w:numbering xmlns:wpc="http://schemas.microsoft.com/office/word/2010/wordprocessingCanvas" xmlns:cx="http://schemas.microsoft.com/office/drawing/2014/chartex" xmlns:cx1="http://schemas.microsoft.com/office/drawing/2015/9/8/chartex" xmlns:cx2="http://schemas.microsoft.com/office/drawing/2015/10/21/chartex" xmlns:cx3="http://schemas.microsoft.com/office/drawing/2016/5/9/chartex" xmlns:cx4="http://schemas.microsoft.com/office/drawing/2016/5/10/chartex" xmlns:cx5="http://schemas.microsoft.com/office/drawing/2016/5/11/chartex" xmlns:cx6="http://schemas.microsoft.com/office/drawing/2016/5/12/chartex" xmlns:cx7="http://schemas.microsoft.com/office/drawing/2016/5/13/chartex" xmlns:cx8="http://schemas.microsoft.com/office/drawing/2016/5/14/chartex" xmlns:mc="http://schemas.openxmlformats.org/markup-compatibility/2006" xmlns:aink="http://schemas.microsoft.com/office/drawing/2016/ink" xmlns:am3d="http://schemas.microsoft.com/office/drawing/2017/model3d" xmlns:o="urn:schemas-microsoft-com:office:office" xmlns:oel="http://schemas.microsoft.com/office/2019/extlst" xmlns:r="http://schemas.openxmlformats.org/officeDocument/2006/relationships" xmlns:m="http://schemas.openxmlformats.org/officeDocument/2006/math" xmlns:v="urn:schemas-microsoft-com:vml" xmlns:wp14="http://schemas.microsoft.com/office/word/2010/wordprocessingDrawing" xmlns:wp="http://schemas.openxmlformats.org/drawingml/2006/wordprocessingDrawing" xmlns:w10="urn:schemas-microsoft-com:office:word" xmlns:w="http://schemas.openxmlformats.org/wordprocessingml/2006/main" xmlns:w14="http://schemas.microsoft.com/office/word/2010/wordml" xmlns:w15="http://schemas.microsoft.com/office/word/2012/wordml" xmlns:w16cex="http://schemas.microsoft.com/office/word/2018/wordml/cex" xmlns:w16cid="http://schemas.microsoft.com/office/word/2016/wordml/cid" xmlns:w16="http://schemas.microsoft.com/office/word/2018/wordml" xmlns:w16du="http://schemas.microsoft.com/office/word/2023/wordml/word16du" xmlns:w16sdtdh="http://schemas.microsoft.com/office/word/2020/wordml/sdtdatahash" xmlns:w16sdtfl="http://schemas.microsoft.com/office/word/2024/wordml/sdtformatlock" xmlns:w16se="http://schemas.microsoft.com/office/word/2015/wordml/symex" xmlns:wpg="http://schemas.microsoft.com/office/word/2010/wordprocessingGroup" xmlns:wpi="http://schemas.microsoft.com/office/word/2010/wordprocessingInk" xmlns:wne="http://schemas.microsoft.com/office/word/2006/wordml" xmlns:wps="http://schemas.microsoft.com/office/word/2010/wordprocessingShape" mc:Ignorable="w14 w15 w16se w16cid w16 w16cex w16sdtdh w16sdtfl w16du wp14">
   <w:abstractNum w:abstractNumId="0" w15:restartNumberingAfterBreak="0">
     <w:nsid w:val="04445459"/>
     <w:multiLevelType w:val="hybridMultilevel"/>
@@ -17045,7 +17119,7 @@
 </file>
 
 <file path=word/styles.xml><?xml version="1.0" encoding="utf-8"?>
-<w:styles xmlns:mc="http://schemas.openxmlformats.org/markup-compatibility/2006" xmlns:r="http://schemas.openxmlformats.org/officeDocument/2006/relationships" xmlns:w="http://schemas.openxmlformats.org/wordprocessingml/2006/main" xmlns:w14="http://schemas.microsoft.com/office/word/2010/wordml" xmlns:w15="http://schemas.microsoft.com/office/word/2012/wordml" xmlns:w16cex="http://schemas.microsoft.com/office/word/2018/wordml/cex" xmlns:w16cid="http://schemas.microsoft.com/office/word/2016/wordml/cid" xmlns:w16="http://schemas.microsoft.com/office/word/2018/wordml" xmlns:w16du="http://schemas.microsoft.com/office/word/2023/wordml/word16du" xmlns:w16sdtdh="http://schemas.microsoft.com/office/word/2020/wordml/sdtdatahash" xmlns:w16se="http://schemas.microsoft.com/office/word/2015/wordml/symex" mc:Ignorable="w14 w15 w16se w16cid w16 w16cex w16sdtdh w16du">
+<w:styles xmlns:mc="http://schemas.openxmlformats.org/markup-compatibility/2006" xmlns:r="http://schemas.openxmlformats.org/officeDocument/2006/relationships" xmlns:w="http://schemas.openxmlformats.org/wordprocessingml/2006/main" xmlns:w14="http://schemas.microsoft.com/office/word/2010/wordml" xmlns:w15="http://schemas.microsoft.com/office/word/2012/wordml" xmlns:w16cex="http://schemas.microsoft.com/office/word/2018/wordml/cex" xmlns:w16cid="http://schemas.microsoft.com/office/word/2016/wordml/cid" xmlns:w16="http://schemas.microsoft.com/office/word/2018/wordml" xmlns:w16du="http://schemas.microsoft.com/office/word/2023/wordml/word16du" xmlns:w16sdtdh="http://schemas.microsoft.com/office/word/2020/wordml/sdtdatahash" xmlns:w16sdtfl="http://schemas.microsoft.com/office/word/2024/wordml/sdtformatlock" xmlns:w16se="http://schemas.microsoft.com/office/word/2015/wordml/symex" mc:Ignorable="w14 w15 w16se w16cid w16 w16cex w16sdtdh w16sdtfl w16du">
   <w:docDefaults>
     <w:rPrDefault>
       <w:rPr>

--- a/docs/CELL 6351-Intro to R Syllabus_SU2026.docx
+++ b/docs/CELL 6351-Intro to R Syllabus_SU2026.docx
@@ -218,7 +218,16 @@
           <w:sz w:val="24"/>
           <w:szCs w:val="24"/>
         </w:rPr>
-        <w:t xml:space="preserve">Tuesday, Thursday </w:t>
+        <w:t>M-W-F @</w:t>
+      </w:r>
+      <w:r>
+        <w:rPr>
+          <w:rFonts w:ascii="Arial" w:hAnsi="Arial" w:cs="Arial"/>
+          <w:b/>
+          <w:sz w:val="24"/>
+          <w:szCs w:val="24"/>
+        </w:rPr>
+        <w:t xml:space="preserve"> </w:t>
       </w:r>
       <w:r>
         <w:rPr>
@@ -874,15 +883,7 @@
           <w:sz w:val="22"/>
           <w:szCs w:val="22"/>
         </w:rPr>
-        <w:t>Mondays 1-2pm</w:t>
-      </w:r>
-      <w:r>
-        <w:rPr>
-          <w:rFonts w:ascii="Arial" w:hAnsi="Arial" w:cs="Arial"/>
-          <w:sz w:val="22"/>
-          <w:szCs w:val="22"/>
-        </w:rPr>
-        <w:tab/>
+        <w:t>by email</w:t>
       </w:r>
       <w:r>
         <w:rPr>
@@ -1235,7 +1236,23 @@
           <w:sz w:val="22"/>
           <w:szCs w:val="22"/>
         </w:rPr>
-        <w:t xml:space="preserve"> coding practices. There is no textbook for the course. All course materials will be provided on Canvas. While no formal background in statistics or programming is necessary, a general knowledge of </w:t>
+        <w:t xml:space="preserve"> coding practices. There is no textbook for the course. All course materials will be provided on </w:t>
+      </w:r>
+      <w:r>
+        <w:rPr>
+          <w:rFonts w:ascii="Arial" w:hAnsi="Arial" w:cs="Arial"/>
+          <w:sz w:val="22"/>
+          <w:szCs w:val="22"/>
+        </w:rPr>
+        <w:t xml:space="preserve">the course website. </w:t>
+      </w:r>
+      <w:r>
+        <w:rPr>
+          <w:rFonts w:ascii="Arial" w:hAnsi="Arial" w:cs="Arial"/>
+          <w:sz w:val="22"/>
+          <w:szCs w:val="22"/>
+        </w:rPr>
+        <w:t xml:space="preserve">While no formal background in statistics or programming is necessary, a general knowledge of </w:t>
       </w:r>
       <w:r>
         <w:rPr>
@@ -1866,7 +1883,30 @@
           <w:sz w:val="22"/>
           <w:szCs w:val="22"/>
         </w:rPr>
-        <w:t xml:space="preserve">  Detailed information on this can be found on the course Canvas site.</w:t>
+        <w:t xml:space="preserve">  Detailed information on this can be found on </w:t>
+      </w:r>
+      <w:hyperlink r:id="rId9" w:history="1">
+        <w:r>
+          <w:rPr>
+            <w:rStyle w:val="Hyperlink"/>
+            <w:rFonts w:ascii="Arial" w:hAnsi="Arial" w:cs="Arial"/>
+            <w:b/>
+            <w:bCs/>
+            <w:sz w:val="22"/>
+            <w:szCs w:val="22"/>
+          </w:rPr>
+          <w:t>swirl</w:t>
+        </w:r>
+      </w:hyperlink>
+      <w:r>
+        <w:rPr>
+          <w:rFonts w:ascii="Arial" w:hAnsi="Arial" w:cs="Arial"/>
+          <w:b/>
+          <w:bCs/>
+          <w:sz w:val="22"/>
+          <w:szCs w:val="22"/>
+        </w:rPr>
+        <w:t>.</w:t>
       </w:r>
     </w:p>
     <w:p>
@@ -4703,16 +4743,7 @@
                 <w:szCs w:val="22"/>
                 <w:lang w:val="en"/>
               </w:rPr>
-              <w:t>18</w:t>
-            </w:r>
-            <w:r>
-              <w:rPr>
-                <w:rFonts w:ascii="Arial" w:hAnsi="Arial" w:cs="Arial"/>
-                <w:sz w:val="22"/>
-                <w:szCs w:val="22"/>
-                <w:lang w:val="en"/>
-              </w:rPr>
-              <w:t xml:space="preserve"> (15%)</w:t>
+              <w:t>18 (15%)</w:t>
             </w:r>
           </w:p>
         </w:tc>
@@ -4765,16 +4796,7 @@
                 <w:szCs w:val="22"/>
                 <w:lang w:val="en"/>
               </w:rPr>
-              <w:t>18</w:t>
-            </w:r>
-            <w:r>
-              <w:rPr>
-                <w:rFonts w:ascii="Arial" w:hAnsi="Arial" w:cs="Arial"/>
-                <w:sz w:val="22"/>
-                <w:szCs w:val="22"/>
-                <w:lang w:val="en"/>
-              </w:rPr>
-              <w:t xml:space="preserve"> (15%)</w:t>
+              <w:t>18 (15%)</w:t>
             </w:r>
           </w:p>
         </w:tc>
@@ -4827,34 +4849,7 @@
                 <w:szCs w:val="22"/>
                 <w:lang w:val="en"/>
               </w:rPr>
-              <w:t>42</w:t>
-            </w:r>
-            <w:r>
-              <w:rPr>
-                <w:rFonts w:ascii="Arial" w:hAnsi="Arial" w:cs="Arial"/>
-                <w:sz w:val="22"/>
-                <w:szCs w:val="22"/>
-                <w:lang w:val="en"/>
-              </w:rPr>
-              <w:t xml:space="preserve"> (</w:t>
-            </w:r>
-            <w:r>
-              <w:rPr>
-                <w:rFonts w:ascii="Arial" w:hAnsi="Arial" w:cs="Arial"/>
-                <w:sz w:val="22"/>
-                <w:szCs w:val="22"/>
-                <w:lang w:val="en"/>
-              </w:rPr>
-              <w:t>3</w:t>
-            </w:r>
-            <w:r>
-              <w:rPr>
-                <w:rFonts w:ascii="Arial" w:hAnsi="Arial" w:cs="Arial"/>
-                <w:sz w:val="22"/>
-                <w:szCs w:val="22"/>
-                <w:lang w:val="en"/>
-              </w:rPr>
-              <w:t>5%)</w:t>
+              <w:t>42 (35%)</w:t>
             </w:r>
           </w:p>
         </w:tc>
@@ -6715,63 +6710,6 @@
         </w:rPr>
         <w:t xml:space="preserve">Ethical and professional behaviors are considered a core competency in an academic program and thus are key factors in a student’s good academic standing. Upon acceptance of an offer of admission, the student commits to comply with all professional conduct regulations established by the University, respective college, and program.  The complete Student Professional Behavior in an Academic Program policy is at </w:t>
       </w:r>
-      <w:hyperlink r:id="rId9" w:history="1">
-        <w:r>
-          <w:rPr>
-            <w:rStyle w:val="Hyperlink"/>
-            <w:rFonts w:ascii="Arial" w:hAnsi="Arial" w:cs="Arial"/>
-            <w:sz w:val="22"/>
-            <w:szCs w:val="22"/>
-            <w:lang w:val="en"/>
-          </w:rPr>
-          <w:t>www.ouhsc.edu/provost/documents/FacultyHandbookOUHSC.pdf</w:t>
-        </w:r>
-      </w:hyperlink>
-      <w:r>
-        <w:rPr>
-          <w:rFonts w:ascii="Arial" w:hAnsi="Arial" w:cs="Arial"/>
-          <w:sz w:val="22"/>
-          <w:szCs w:val="22"/>
-          <w:lang w:val="en"/>
-        </w:rPr>
-        <w:t xml:space="preserve">.    </w:t>
-      </w:r>
-    </w:p>
-    <w:p>
-      <w:pPr>
-        <w:pStyle w:val="ListParagraph"/>
-        <w:tabs>
-          <w:tab w:val="left" w:pos="0"/>
-        </w:tabs>
-        <w:spacing w:after="240"/>
-        <w:ind w:left="0"/>
-        <w:rPr>
-          <w:rFonts w:ascii="Arial" w:hAnsi="Arial" w:cs="Arial"/>
-          <w:sz w:val="22"/>
-          <w:szCs w:val="22"/>
-          <w:lang w:val="en"/>
-        </w:rPr>
-      </w:pPr>
-      <w:r>
-        <w:rPr>
-          <w:rFonts w:ascii="Arial" w:hAnsi="Arial" w:cs="Arial"/>
-          <w:b/>
-          <w:sz w:val="22"/>
-          <w:szCs w:val="22"/>
-          <w:u w:val="single"/>
-          <w:lang w:val="en"/>
-        </w:rPr>
-        <w:t>Academic Misconduct Code.</w:t>
-      </w:r>
-      <w:r>
-        <w:rPr>
-          <w:rFonts w:ascii="Arial" w:hAnsi="Arial" w:cs="Arial"/>
-          <w:sz w:val="22"/>
-          <w:szCs w:val="22"/>
-          <w:lang w:val="en"/>
-        </w:rPr>
-        <w:t xml:space="preserve"> The Academic Misconduct Code describes academic misconduct as any acts intended to improperly affect the evaluation of a student’s academic performance or achievement.  Academic Misconduct includes but is not limited to cheating, plagiarism, fabrication, fraud, destruction, bribery or intimidation, assisting others in any act proscribed by the Code, or attempting to engage in such acts. The policy and procedures related to academic misconduct are detailed in the Academic Misconduct Code found in Appendix C of the Faculty Handbook at </w:t>
-      </w:r>
       <w:hyperlink r:id="rId10" w:history="1">
         <w:r>
           <w:rPr>
@@ -6791,52 +6729,43 @@
           <w:szCs w:val="22"/>
           <w:lang w:val="en"/>
         </w:rPr>
-        <w:t xml:space="preserve">. </w:t>
+        <w:t xml:space="preserve">.    </w:t>
       </w:r>
     </w:p>
     <w:p>
       <w:pPr>
         <w:pStyle w:val="ListParagraph"/>
         <w:tabs>
-          <w:tab w:val="left" w:pos="360"/>
+          <w:tab w:val="left" w:pos="0"/>
         </w:tabs>
         <w:spacing w:after="240"/>
         <w:ind w:left="0"/>
         <w:rPr>
           <w:rFonts w:ascii="Arial" w:hAnsi="Arial" w:cs="Arial"/>
+          <w:sz w:val="22"/>
+          <w:szCs w:val="22"/>
+          <w:lang w:val="en"/>
+        </w:rPr>
+      </w:pPr>
+      <w:r>
+        <w:rPr>
+          <w:rFonts w:ascii="Arial" w:hAnsi="Arial" w:cs="Arial"/>
           <w:b/>
           <w:sz w:val="22"/>
           <w:szCs w:val="22"/>
           <w:u w:val="single"/>
-        </w:rPr>
-      </w:pPr>
-      <w:r>
-        <w:rPr>
-          <w:rFonts w:ascii="Arial" w:hAnsi="Arial" w:cs="Arial"/>
-          <w:b/>
-          <w:sz w:val="22"/>
-          <w:szCs w:val="22"/>
-          <w:u w:val="single"/>
-        </w:rPr>
-        <w:t>Academic Appeals.</w:t>
-      </w:r>
-      <w:r>
-        <w:rPr>
-          <w:rFonts w:ascii="Arial" w:hAnsi="Arial" w:cs="Arial"/>
-          <w:b/>
-          <w:sz w:val="22"/>
-          <w:szCs w:val="22"/>
-        </w:rPr>
-        <w:t xml:space="preserve"> </w:t>
-      </w:r>
-      <w:r>
-        <w:rPr>
-          <w:rFonts w:ascii="Arial" w:hAnsi="Arial" w:cs="Arial"/>
-          <w:sz w:val="22"/>
-          <w:szCs w:val="22"/>
           <w:lang w:val="en"/>
         </w:rPr>
-        <w:t xml:space="preserve">The Academic Appeals policy outlines the procedure a student must follow to request a hearing for appeals related to evaluation in a course, thesis or dissertation defense, or general or comprehensive exam. It also outlines the appeal process for a suspension or dismissal or under the Student Professional Behavior in an Academic Program Policy and for appeals of decisions resulting in dismissal, expulsion, or suspension from a program or of being required to repeat a semester of year. The sole basis for an academic appeal is an alleged prejudiced or capricious academic evaluation or decision. Policy and procedure details are in Appendix C of the Faculty Handbook at </w:t>
+        <w:t>Academic Misconduct Code.</w:t>
+      </w:r>
+      <w:r>
+        <w:rPr>
+          <w:rFonts w:ascii="Arial" w:hAnsi="Arial" w:cs="Arial"/>
+          <w:sz w:val="22"/>
+          <w:szCs w:val="22"/>
+          <w:lang w:val="en"/>
+        </w:rPr>
+        <w:t xml:space="preserve"> The Academic Misconduct Code describes academic misconduct as any acts intended to improperly affect the evaluation of a student’s academic performance or achievement.  Academic Misconduct includes but is not limited to cheating, plagiarism, fabrication, fraud, destruction, bribery or intimidation, assisting others in any act proscribed by the Code, or attempting to engage in such acts. The policy and procedures related to academic misconduct are detailed in the Academic Misconduct Code found in Appendix C of the Faculty Handbook at </w:t>
       </w:r>
       <w:hyperlink r:id="rId11" w:history="1">
         <w:r>
@@ -6852,6 +6781,72 @@
       </w:hyperlink>
       <w:r>
         <w:rPr>
+          <w:rFonts w:ascii="Arial" w:hAnsi="Arial" w:cs="Arial"/>
+          <w:sz w:val="22"/>
+          <w:szCs w:val="22"/>
+          <w:lang w:val="en"/>
+        </w:rPr>
+        <w:t xml:space="preserve">. </w:t>
+      </w:r>
+    </w:p>
+    <w:p>
+      <w:pPr>
+        <w:pStyle w:val="ListParagraph"/>
+        <w:tabs>
+          <w:tab w:val="left" w:pos="360"/>
+        </w:tabs>
+        <w:spacing w:after="240"/>
+        <w:ind w:left="0"/>
+        <w:rPr>
+          <w:rFonts w:ascii="Arial" w:hAnsi="Arial" w:cs="Arial"/>
+          <w:b/>
+          <w:sz w:val="22"/>
+          <w:szCs w:val="22"/>
+          <w:u w:val="single"/>
+        </w:rPr>
+      </w:pPr>
+      <w:r>
+        <w:rPr>
+          <w:rFonts w:ascii="Arial" w:hAnsi="Arial" w:cs="Arial"/>
+          <w:b/>
+          <w:sz w:val="22"/>
+          <w:szCs w:val="22"/>
+          <w:u w:val="single"/>
+        </w:rPr>
+        <w:t>Academic Appeals.</w:t>
+      </w:r>
+      <w:r>
+        <w:rPr>
+          <w:rFonts w:ascii="Arial" w:hAnsi="Arial" w:cs="Arial"/>
+          <w:b/>
+          <w:sz w:val="22"/>
+          <w:szCs w:val="22"/>
+        </w:rPr>
+        <w:t xml:space="preserve"> </w:t>
+      </w:r>
+      <w:r>
+        <w:rPr>
+          <w:rFonts w:ascii="Arial" w:hAnsi="Arial" w:cs="Arial"/>
+          <w:sz w:val="22"/>
+          <w:szCs w:val="22"/>
+          <w:lang w:val="en"/>
+        </w:rPr>
+        <w:t xml:space="preserve">The Academic Appeals policy outlines the procedure a student must follow to request a hearing for appeals related to evaluation in a course, thesis or dissertation defense, or general or comprehensive exam. It also outlines the appeal process for a suspension or dismissal or under the Student Professional Behavior in an Academic Program Policy and for appeals of decisions resulting in dismissal, expulsion, or suspension from a program or of being required to repeat a semester of year. The sole basis for an academic appeal is an alleged prejudiced or capricious academic evaluation or decision. Policy and procedure details are in Appendix C of the Faculty Handbook at </w:t>
+      </w:r>
+      <w:hyperlink r:id="rId12" w:history="1">
+        <w:r>
+          <w:rPr>
+            <w:rStyle w:val="Hyperlink"/>
+            <w:rFonts w:ascii="Arial" w:hAnsi="Arial" w:cs="Arial"/>
+            <w:sz w:val="22"/>
+            <w:szCs w:val="22"/>
+            <w:lang w:val="en"/>
+          </w:rPr>
+          <w:t>www.ouhsc.edu/provost/documents/FacultyHandbookOUHSC.pdf</w:t>
+        </w:r>
+      </w:hyperlink>
+      <w:r>
+        <w:rPr>
           <w:rStyle w:val="Hyperlink"/>
           <w:rFonts w:ascii="Arial" w:hAnsi="Arial" w:cs="Arial"/>
           <w:sz w:val="22"/>
@@ -6948,7 +6943,7 @@
         </w:rPr>
         <w:t xml:space="preserve">DRC) by email at </w:t>
       </w:r>
-      <w:hyperlink r:id="rId12" w:history="1">
+      <w:hyperlink r:id="rId13" w:history="1">
         <w:r>
           <w:rPr>
             <w:rStyle w:val="Hyperlink"/>
@@ -7032,7 +7027,7 @@
         </w:rPr>
         <w:t xml:space="preserve">DRC website at: </w:t>
       </w:r>
-      <w:hyperlink r:id="rId13" w:history="1">
+      <w:hyperlink r:id="rId14" w:history="1">
         <w:r>
           <w:rPr>
             <w:rStyle w:val="Hyperlink"/>
@@ -7227,7 +7222,7 @@
         </w:rPr>
         <w:t>Disability Resources Center (</w:t>
       </w:r>
-      <w:hyperlink r:id="rId14" w:history="1">
+      <w:hyperlink r:id="rId15" w:history="1">
         <w:r>
           <w:rPr>
             <w:rStyle w:val="Hyperlink"/>
@@ -7268,7 +7263,7 @@
         </w:rPr>
         <w:t xml:space="preserve">) as soon as possible to discuss.   Generally, modifications will be made where medically necessary and similar in scope to accommodations based on temporary disability.  See </w:t>
       </w:r>
-      <w:hyperlink r:id="rId15" w:history="1">
+      <w:hyperlink r:id="rId16" w:history="1">
         <w:r>
           <w:rPr>
             <w:rStyle w:val="Hyperlink"/>
@@ -7339,7 +7334,7 @@
         </w:rPr>
         <w:t xml:space="preserve">The student is responsible to submit required University paperwork before the deadlines to drop or withdraw from a course, shown in the Academic Calendar at </w:t>
       </w:r>
-      <w:hyperlink r:id="rId16" w:history="1">
+      <w:hyperlink r:id="rId17" w:history="1">
         <w:r>
           <w:rPr>
             <w:rStyle w:val="Hyperlink"/>
@@ -7410,7 +7405,7 @@
         </w:rPr>
         <w:t xml:space="preserve">In advance of examinations, students must check that their laptop or PC includes up-to-date encryption software and the necessary programs for securing the device. Students who obtain new or replacement devices at any time can request access to the Student Virtual Desktop at </w:t>
       </w:r>
-      <w:hyperlink r:id="rId17" w:history="1">
+      <w:hyperlink r:id="rId18" w:history="1">
         <w:r>
           <w:rPr>
             <w:rStyle w:val="Hyperlink"/>
@@ -7429,7 +7424,7 @@
         </w:rPr>
         <w:t xml:space="preserve">. OU IT will grant student access within 24 hours of request submission. Students can log in at </w:t>
       </w:r>
-      <w:hyperlink r:id="rId18" w:history="1">
+      <w:hyperlink r:id="rId19" w:history="1">
         <w:r>
           <w:rPr>
             <w:rStyle w:val="Hyperlink"/>
@@ -7448,7 +7443,7 @@
         </w:rPr>
         <w:t xml:space="preserve">. All students should continue to encrypt their devices with Windows 10 and MacOS encryption tools and install anti-virus software. Instructions and recommendations are linked at: </w:t>
       </w:r>
-      <w:hyperlink r:id="rId19" w:history="1">
+      <w:hyperlink r:id="rId20" w:history="1">
         <w:r>
           <w:rPr>
             <w:rStyle w:val="Hyperlink"/>
@@ -7467,7 +7462,7 @@
         </w:rPr>
         <w:t xml:space="preserve">, </w:t>
       </w:r>
-      <w:hyperlink r:id="rId20" w:history="1">
+      <w:hyperlink r:id="rId21" w:history="1">
         <w:r>
           <w:rPr>
             <w:rStyle w:val="Hyperlink"/>
@@ -7486,7 +7481,7 @@
         </w:rPr>
         <w:t xml:space="preserve">, and </w:t>
       </w:r>
-      <w:hyperlink r:id="rId21" w:history="1">
+      <w:hyperlink r:id="rId22" w:history="1">
         <w:r>
           <w:rPr>
             <w:rStyle w:val="Hyperlink"/>
@@ -7621,7 +7616,7 @@
         </w:rPr>
         <w:t xml:space="preserve"> </w:t>
       </w:r>
-      <w:hyperlink r:id="rId22" w:history="1">
+      <w:hyperlink r:id="rId23" w:history="1">
         <w:r>
           <w:rPr>
             <w:rStyle w:val="Hyperlink"/>
@@ -7654,7 +7649,7 @@
       </w:pPr>
     </w:p>
     <w:sectPr>
-      <w:footerReference w:type="default" r:id="rId23"/>
+      <w:footerReference w:type="default" r:id="rId24"/>
       <w:type w:val="continuous"/>
       <w:pgSz w:w="12240" w:h="15840"/>
       <w:pgMar w:top="1440" w:right="1440" w:bottom="720" w:left="1440" w:header="720" w:footer="720" w:gutter="0"/>

--- a/docs/CELL 6351-Intro to R Syllabus_SU2026.docx
+++ b/docs/CELL 6351-Intro to R Syllabus_SU2026.docx
@@ -5986,6 +5986,14 @@
                 <w:szCs w:val="22"/>
               </w:rPr>
             </w:pPr>
+            <w:r>
+              <w:rPr>
+                <w:rFonts w:ascii="Arial" w:hAnsi="Arial" w:cs="Arial"/>
+                <w:sz w:val="22"/>
+                <w:szCs w:val="22"/>
+              </w:rPr>
+              <w:t>Homework 3 (due 7/27)</w:t>
+            </w:r>
           </w:p>
         </w:tc>
       </w:tr>
@@ -6098,14 +6106,6 @@
                 <w:szCs w:val="22"/>
               </w:rPr>
             </w:pPr>
-            <w:r>
-              <w:rPr>
-                <w:rFonts w:ascii="Arial" w:hAnsi="Arial" w:cs="Arial"/>
-                <w:sz w:val="22"/>
-                <w:szCs w:val="22"/>
-              </w:rPr>
-              <w:t>Homework 3 (due 7/27)</w:t>
-            </w:r>
           </w:p>
         </w:tc>
       </w:tr>
